--- a/public/templates/office/Subcontract_외주용역_표준도급계약서.docx
+++ b/public/templates/office/Subcontract_외주용역_표준도급계약서.docx
@@ -3,119 +3,426 @@
 <w:document xmlns:wpc="http://schemas.microsoft.com/office/word/2010/wordprocessingCanvas" xmlns:mo="http://schemas.microsoft.com/office/mac/office/2008/main" xmlns:mc="http://schemas.openxmlformats.org/markup-compatibility/2006" xmlns:mv="urn:schemas-microsoft-com:mac:vml" xmlns:o="urn:schemas-microsoft-com:office:office" xmlns:r="http://schemas.openxmlformats.org/officeDocument/2006/relationships" xmlns:m="http://schemas.openxmlformats.org/officeDocument/2006/math" xmlns:v="urn:schemas-microsoft-com:vml" xmlns:wp14="http://schemas.microsoft.com/office/word/2010/wordprocessingDrawing" xmlns:wp="http://schemas.openxmlformats.org/drawingml/2006/wordprocessingDrawing" xmlns:w10="urn:schemas-microsoft-com:office:word" xmlns:w="http://schemas.openxmlformats.org/wordprocessingml/2006/main" xmlns:w14="http://schemas.microsoft.com/office/word/2010/wordml" xmlns:wpg="http://schemas.microsoft.com/office/word/2010/wordprocessingGroup" xmlns:wpi="http://schemas.microsoft.com/office/word/2010/wordprocessingInk" xmlns:wne="http://schemas.microsoft.com/office/word/2006/wordml" xmlns:wps="http://schemas.microsoft.com/office/word/2010/wordprocessingShape" mc:Ignorable="w14 wp14">
   <w:body>
     <w:p>
-      <w:pPr>
-        <w:jc w:val="center"/>
-      </w:pPr>
       <w:r>
         <w:rPr>
-          <w:rFonts w:ascii="Malgun Gothic" w:hAnsi="Malgun Gothic"/>
+          <w:rFonts w:ascii="맑은 고딕" w:hAnsi="맑은 고딕" w:eastAsia="맑은 고딕"/>
           <w:b/>
-          <w:color w:val="1E293B"/>
+          <w:color w:val="2563EB"/>
+          <w:sz w:val="17"/>
+        </w:rPr>
+        <w:t>[엠파시 엔터프라이즈 표준 사업관리 서식] 문서번호: EMP-DOC-S1 | 사업명: 한빛글로벌 SyncGuard AI 시스템 구축</w:t>
+      </w:r>
+    </w:p>
+    <w:p>
+      <w:r>
+        <w:rPr>
+          <w:rFonts w:ascii="맑은 고딕" w:hAnsi="맑은 고딕" w:eastAsia="맑은 고딕"/>
+          <w:b/>
+          <w:color w:val="0F172A"/>
           <w:sz w:val="36"/>
         </w:rPr>
         <w:t>소프트웨어 개발 외주 용역 표준도급계약서</w:t>
       </w:r>
     </w:p>
     <w:p>
-      <w:pPr>
-        <w:jc w:val="center"/>
-      </w:pPr>
       <w:r>
         <w:rPr>
-          <w:rFonts w:ascii="Malgun Gothic" w:hAnsi="Malgun Gothic"/>
-          <w:color w:val="64748B"/>
+          <w:rFonts w:ascii="맑은 고딕" w:hAnsi="맑은 고딕" w:eastAsia="맑은 고딕"/>
+          <w:b w:val="0"/>
+          <w:color w:val="475569"/>
           <w:sz w:val="21"/>
         </w:rPr>
-        <w:t>주식회사 엠파시(원도급자)와 협력사(하수급인) 간의 소프트웨어 도급 계약</w:t>
+        <w:t>주식회사 엠파시(원도급자)와 주식회사 데이터브릿지(하수급인) 간의 기간계 연계 어댑터 개발 도급 계약서</w:t>
       </w:r>
     </w:p>
+    <w:tbl>
+      <w:tblPr>
+        <w:tblStyle w:val="TableGrid"/>
+        <w:tblW w:type="auto" w:w="0"/>
+        <w:jc w:val="center"/>
+        <w:tblLook w:firstColumn="1" w:firstRow="1" w:lastColumn="0" w:lastRow="0" w:noHBand="0" w:noVBand="1" w:val="04A0"/>
+      </w:tblPr>
+      <w:tblGrid>
+        <w:gridCol w:w="4896"/>
+        <w:gridCol w:w="4896"/>
+      </w:tblGrid>
+      <w:tr>
+        <w:tc>
+          <w:tcPr>
+            <w:tcW w:type="dxa" w:w="4896"/>
+            <w:shd w:fill="1B365D"/>
+            <w:tcMar>
+              <w:top w:w="110" w:type="dxa"/>
+              <w:bottom w:w="110" w:type="dxa"/>
+              <w:left w:w="140" w:type="dxa"/>
+              <w:right w:w="140" w:type="dxa"/>
+            </w:tcMar>
+          </w:tcPr>
+          <w:p>
+            <w:pPr>
+              <w:jc w:val="center"/>
+            </w:pPr>
+            <w:r/>
+            <w:r>
+              <w:rPr>
+                <w:rFonts w:ascii="맑은 고딕" w:hAnsi="맑은 고딕" w:eastAsia="맑은 고딕"/>
+                <w:b/>
+                <w:color w:val="FFFFFF"/>
+                <w:sz w:val="19"/>
+              </w:rPr>
+              <w:t>구분</w:t>
+            </w:r>
+          </w:p>
+        </w:tc>
+        <w:tc>
+          <w:tcPr>
+            <w:tcW w:type="dxa" w:w="4896"/>
+            <w:shd w:fill="1B365D"/>
+            <w:tcMar>
+              <w:top w:w="110" w:type="dxa"/>
+              <w:bottom w:w="110" w:type="dxa"/>
+              <w:left w:w="140" w:type="dxa"/>
+              <w:right w:w="140" w:type="dxa"/>
+            </w:tcMar>
+          </w:tcPr>
+          <w:p>
+            <w:pPr>
+              <w:jc w:val="center"/>
+            </w:pPr>
+            <w:r/>
+            <w:r>
+              <w:rPr>
+                <w:rFonts w:ascii="맑은 고딕" w:hAnsi="맑은 고딕" w:eastAsia="맑은 고딕"/>
+                <w:b/>
+                <w:color w:val="FFFFFF"/>
+                <w:sz w:val="19"/>
+              </w:rPr>
+              <w:t>상세 내용</w:t>
+            </w:r>
+          </w:p>
+        </w:tc>
+      </w:tr>
+      <w:tr>
+        <w:tc>
+          <w:tcPr>
+            <w:tcW w:type="dxa" w:w="4896"/>
+            <w:shd w:fill="EFF6FF"/>
+            <w:tcMar>
+              <w:top w:w="90" w:type="dxa"/>
+              <w:bottom w:w="90" w:type="dxa"/>
+              <w:left w:w="140" w:type="dxa"/>
+              <w:right w:w="140" w:type="dxa"/>
+            </w:tcMar>
+          </w:tcPr>
+          <w:p>
+            <w:r/>
+            <w:r>
+              <w:rPr>
+                <w:rFonts w:ascii="맑은 고딕" w:hAnsi="맑은 고딕" w:eastAsia="맑은 고딕"/>
+                <w:b/>
+                <w:color w:val="1E293B"/>
+                <w:sz w:val="19"/>
+              </w:rPr>
+              <w:t>상위 프로젝트명</w:t>
+            </w:r>
+          </w:p>
+        </w:tc>
+        <w:tc>
+          <w:tcPr>
+            <w:tcW w:type="dxa" w:w="4896"/>
+            <w:shd w:fill="FFFFFF"/>
+            <w:tcMar>
+              <w:top w:w="90" w:type="dxa"/>
+              <w:bottom w:w="90" w:type="dxa"/>
+              <w:left w:w="140" w:type="dxa"/>
+              <w:right w:w="140" w:type="dxa"/>
+            </w:tcMar>
+          </w:tcPr>
+          <w:p>
+            <w:r/>
+            <w:r>
+              <w:rPr>
+                <w:rFonts w:ascii="맑은 고딕" w:hAnsi="맑은 고딕" w:eastAsia="맑은 고딕"/>
+                <w:b w:val="0"/>
+                <w:color w:val="1E293B"/>
+                <w:sz w:val="19"/>
+              </w:rPr>
+              <w:t>SyncGuard AI — 엔터프라이즈 AI 콘텐츠·규제 심의 자동화 시스템 구축 사업</w:t>
+            </w:r>
+          </w:p>
+        </w:tc>
+      </w:tr>
+      <w:tr>
+        <w:tc>
+          <w:tcPr>
+            <w:tcW w:type="dxa" w:w="4896"/>
+            <w:shd w:fill="EFF6FF"/>
+            <w:tcMar>
+              <w:top w:w="90" w:type="dxa"/>
+              <w:bottom w:w="90" w:type="dxa"/>
+              <w:left w:w="140" w:type="dxa"/>
+              <w:right w:w="140" w:type="dxa"/>
+            </w:tcMar>
+          </w:tcPr>
+          <w:p>
+            <w:r/>
+            <w:r>
+              <w:rPr>
+                <w:rFonts w:ascii="맑은 고딕" w:hAnsi="맑은 고딕" w:eastAsia="맑은 고딕"/>
+                <w:b/>
+                <w:color w:val="1E293B"/>
+                <w:sz w:val="19"/>
+              </w:rPr>
+              <w:t>하도급 과업명</w:t>
+            </w:r>
+          </w:p>
+        </w:tc>
+        <w:tc>
+          <w:tcPr>
+            <w:tcW w:type="dxa" w:w="4896"/>
+            <w:shd w:fill="F8FAFC"/>
+            <w:tcMar>
+              <w:top w:w="90" w:type="dxa"/>
+              <w:bottom w:w="90" w:type="dxa"/>
+              <w:left w:w="140" w:type="dxa"/>
+              <w:right w:w="140" w:type="dxa"/>
+            </w:tcMar>
+          </w:tcPr>
+          <w:p>
+            <w:r/>
+            <w:r>
+              <w:rPr>
+                <w:rFonts w:ascii="맑은 고딕" w:hAnsi="맑은 고딕" w:eastAsia="맑은 고딕"/>
+                <w:b w:val="0"/>
+                <w:color w:val="1E293B"/>
+                <w:sz w:val="19"/>
+              </w:rPr>
+              <w:t>한빛글로벌 기간계(ProductLab·MarketingHub·HB-SSO) 연계 어댑터 및 일배치 동기화 모듈 개발</w:t>
+            </w:r>
+          </w:p>
+        </w:tc>
+      </w:tr>
+      <w:tr>
+        <w:tc>
+          <w:tcPr>
+            <w:tcW w:type="dxa" w:w="4896"/>
+            <w:shd w:fill="EFF6FF"/>
+            <w:tcMar>
+              <w:top w:w="90" w:type="dxa"/>
+              <w:bottom w:w="90" w:type="dxa"/>
+              <w:left w:w="140" w:type="dxa"/>
+              <w:right w:w="140" w:type="dxa"/>
+            </w:tcMar>
+          </w:tcPr>
+          <w:p>
+            <w:r/>
+            <w:r>
+              <w:rPr>
+                <w:rFonts w:ascii="맑은 고딕" w:hAnsi="맑은 고딕" w:eastAsia="맑은 고딕"/>
+                <w:b/>
+                <w:color w:val="1E293B"/>
+                <w:sz w:val="19"/>
+              </w:rPr>
+              <w:t>원도급자 (갑)</w:t>
+            </w:r>
+          </w:p>
+        </w:tc>
+        <w:tc>
+          <w:tcPr>
+            <w:tcW w:type="dxa" w:w="4896"/>
+            <w:shd w:fill="FFFFFF"/>
+            <w:tcMar>
+              <w:top w:w="90" w:type="dxa"/>
+              <w:bottom w:w="90" w:type="dxa"/>
+              <w:left w:w="140" w:type="dxa"/>
+              <w:right w:w="140" w:type="dxa"/>
+            </w:tcMar>
+          </w:tcPr>
+          <w:p>
+            <w:r/>
+            <w:r>
+              <w:rPr>
+                <w:rFonts w:ascii="맑은 고딕" w:hAnsi="맑은 고딕" w:eastAsia="맑은 고딕"/>
+                <w:b w:val="0"/>
+                <w:color w:val="1E293B"/>
+                <w:sz w:val="19"/>
+              </w:rPr>
+              <w:t>주식회사 엠파시 (대표이사 김창석, 사업자번호: 119-86-82410)</w:t>
+            </w:r>
+          </w:p>
+        </w:tc>
+      </w:tr>
+      <w:tr>
+        <w:tc>
+          <w:tcPr>
+            <w:tcW w:type="dxa" w:w="4896"/>
+            <w:shd w:fill="EFF6FF"/>
+            <w:tcMar>
+              <w:top w:w="90" w:type="dxa"/>
+              <w:bottom w:w="90" w:type="dxa"/>
+              <w:left w:w="140" w:type="dxa"/>
+              <w:right w:w="140" w:type="dxa"/>
+            </w:tcMar>
+          </w:tcPr>
+          <w:p>
+            <w:r/>
+            <w:r>
+              <w:rPr>
+                <w:rFonts w:ascii="맑은 고딕" w:hAnsi="맑은 고딕" w:eastAsia="맑은 고딕"/>
+                <w:b/>
+                <w:color w:val="1E293B"/>
+                <w:sz w:val="19"/>
+              </w:rPr>
+              <w:t>하수급인 (을)</w:t>
+            </w:r>
+          </w:p>
+        </w:tc>
+        <w:tc>
+          <w:tcPr>
+            <w:tcW w:type="dxa" w:w="4896"/>
+            <w:shd w:fill="F8FAFC"/>
+            <w:tcMar>
+              <w:top w:w="90" w:type="dxa"/>
+              <w:bottom w:w="90" w:type="dxa"/>
+              <w:left w:w="140" w:type="dxa"/>
+              <w:right w:w="140" w:type="dxa"/>
+            </w:tcMar>
+          </w:tcPr>
+          <w:p>
+            <w:r/>
+            <w:r>
+              <w:rPr>
+                <w:rFonts w:ascii="맑은 고딕" w:hAnsi="맑은 고딕" w:eastAsia="맑은 고딕"/>
+                <w:b w:val="0"/>
+                <w:color w:val="1E293B"/>
+                <w:sz w:val="19"/>
+              </w:rPr>
+              <w:t>주식회사 데이터브릿지 (대표이사 백승호, 사업자번호: 214-88-39201)</w:t>
+            </w:r>
+          </w:p>
+        </w:tc>
+      </w:tr>
+      <w:tr>
+        <w:tc>
+          <w:tcPr>
+            <w:tcW w:type="dxa" w:w="4896"/>
+            <w:shd w:fill="EFF6FF"/>
+            <w:tcMar>
+              <w:top w:w="90" w:type="dxa"/>
+              <w:bottom w:w="90" w:type="dxa"/>
+              <w:left w:w="140" w:type="dxa"/>
+              <w:right w:w="140" w:type="dxa"/>
+            </w:tcMar>
+          </w:tcPr>
+          <w:p>
+            <w:r/>
+            <w:r>
+              <w:rPr>
+                <w:rFonts w:ascii="맑은 고딕" w:hAnsi="맑은 고딕" w:eastAsia="맑은 고딕"/>
+                <w:b/>
+                <w:color w:val="1E293B"/>
+                <w:sz w:val="19"/>
+              </w:rPr>
+              <w:t>도급 계약 금액 / 기간</w:t>
+            </w:r>
+          </w:p>
+        </w:tc>
+        <w:tc>
+          <w:tcPr>
+            <w:tcW w:type="dxa" w:w="4896"/>
+            <w:shd w:fill="FFFFFF"/>
+            <w:tcMar>
+              <w:top w:w="90" w:type="dxa"/>
+              <w:bottom w:w="90" w:type="dxa"/>
+              <w:left w:w="140" w:type="dxa"/>
+              <w:right w:w="140" w:type="dxa"/>
+            </w:tcMar>
+          </w:tcPr>
+          <w:p>
+            <w:r/>
+            <w:r>
+              <w:rPr>
+                <w:rFonts w:ascii="맑은 고딕" w:hAnsi="맑은 고딕" w:eastAsia="맑은 고딕"/>
+                <w:b w:val="0"/>
+                <w:color w:val="1E293B"/>
+                <w:sz w:val="19"/>
+              </w:rPr>
+              <w:t>일금 육천만원정 (₩60,000,000, VAT 포함) / 2026년 05월 15일 ~ 2026년 09월 30일</w:t>
+            </w:r>
+          </w:p>
+        </w:tc>
+      </w:tr>
+    </w:tbl>
     <w:p/>
     <w:p>
-      <w:pPr>
-        <w:spacing w:before="160" w:after="80"/>
-      </w:pPr>
       <w:r>
         <w:rPr>
-          <w:rFonts w:ascii="Malgun Gothic" w:hAnsi="Malgun Gothic"/>
+          <w:rFonts w:ascii="맑은 고딕" w:hAnsi="맑은 고딕" w:eastAsia="맑은 고딕"/>
           <w:b/>
-          <w:color w:val="2563EB"/>
-          <w:sz w:val="26"/>
+          <w:color w:val="1B365D"/>
+          <w:sz w:val="25"/>
         </w:rPr>
         <w:t>제1조 (목적 및 과업 범위)</w:t>
       </w:r>
     </w:p>
     <w:p>
-      <w:pPr>
-        <w:spacing w:line="312" w:lineRule="auto" w:after="60"/>
-      </w:pPr>
       <w:r>
         <w:rPr>
-          <w:rFonts w:ascii="Malgun Gothic" w:hAnsi="Malgun Gothic"/>
-          <w:color w:val="334155"/>
+          <w:rFonts w:ascii="맑은 고딕" w:hAnsi="맑은 고딕" w:eastAsia="맑은 고딕"/>
+          <w:b w:val="0"/>
+          <w:color w:val="1E293B"/>
           <w:sz w:val="20"/>
         </w:rPr>
-        <w:t>주식회사 엠파시(이하 '갑'이라 한다)와 주식회사 [협력사명](이하 '을'이라 한다)은 [프로젝트명] 내 [외주 과업명](이하 '본건 용역'이라 한다)의 완성 및 납품을 위하여 본 계약을 체결한다.</w:t>
+        <w:t>'갑'은 주식회사 한빛글로벌로부터 수주한 「SyncGuard AI 시스템 구축 사업」 중 기간계 데이터 연계 어댑터 및 일배치 동기화 모듈 개발 과업을 '을'에게 도급하며, '을'은 별첨 「외주 과업내용서(SOW)」에 명시된 규격과 일정에 따라 완수하여 납품한다.</w:t>
       </w:r>
     </w:p>
     <w:p>
-      <w:pPr>
-        <w:spacing w:line="312" w:lineRule="auto" w:after="60"/>
-      </w:pPr>
       <w:r>
         <w:rPr>
-          <w:rFonts w:ascii="Malgun Gothic" w:hAnsi="Malgun Gothic"/>
-          <w:color w:val="334155"/>
-          <w:sz w:val="20"/>
+          <w:rFonts w:ascii="맑은 고딕" w:hAnsi="맑은 고딕" w:eastAsia="맑은 고딕"/>
+          <w:b/>
+          <w:color w:val="1B365D"/>
+          <w:sz w:val="25"/>
         </w:rPr>
-        <w:t>과업의 상세 범위는 별첨 1 '외주 과업내용서(SOW)'에 명시된 바에 따른다.</w:t>
-      </w:r>
-    </w:p>
-    <w:p>
-      <w:pPr>
-        <w:spacing w:before="160" w:after="80"/>
-      </w:pPr>
-      <w:r>
-        <w:rPr>
-          <w:rFonts w:ascii="Malgun Gothic" w:hAnsi="Malgun Gothic"/>
-          <w:b/>
-          <w:color w:val="2563EB"/>
-          <w:sz w:val="26"/>
-        </w:rPr>
-        <w:t>제2조 (계약금액 및 대금 지급 조건)</w:t>
+        <w:t>제2조 (도급대금 지급 조건 — 하도급법 준수)</w:t>
       </w:r>
     </w:p>
     <w:tbl>
       <w:tblPr>
+        <w:tblStyle w:val="TableGrid"/>
         <w:tblW w:type="auto" w:w="0"/>
         <w:jc w:val="center"/>
-        <w:tblLayout w:type="autofit"/>
         <w:tblLook w:firstColumn="1" w:firstRow="1" w:lastColumn="0" w:lastRow="0" w:noHBand="0" w:noVBand="1" w:val="04A0"/>
       </w:tblPr>
       <w:tblGrid>
-        <w:gridCol w:w="2340"/>
-        <w:gridCol w:w="2340"/>
-        <w:gridCol w:w="2340"/>
-        <w:gridCol w:w="2340"/>
+        <w:gridCol w:w="2448"/>
+        <w:gridCol w:w="2448"/>
+        <w:gridCol w:w="2448"/>
+        <w:gridCol w:w="2448"/>
       </w:tblGrid>
       <w:tr>
         <w:tc>
           <w:tcPr>
-            <w:tcW w:type="dxa" w:w="2340"/>
+            <w:tcW w:type="dxa" w:w="2448"/>
+            <w:shd w:fill="1B365D"/>
             <w:tcMar>
-              <w:top w:w="100" w:type="dxa"/>
-              <w:bottom w:w="100" w:type="dxa"/>
-              <w:left w:w="130" w:type="dxa"/>
-              <w:right w:w="130" w:type="dxa"/>
+              <w:top w:w="110" w:type="dxa"/>
+              <w:bottom w:w="110" w:type="dxa"/>
+              <w:left w:w="140" w:type="dxa"/>
+              <w:right w:w="140" w:type="dxa"/>
             </w:tcMar>
-            <w:shd w:fill="1E293B"/>
           </w:tcPr>
           <w:p>
+            <w:pPr>
+              <w:jc w:val="center"/>
+            </w:pPr>
+            <w:r/>
             <w:r>
               <w:rPr>
-                <w:rFonts w:ascii="Malgun Gothic" w:hAnsi="Malgun Gothic"/>
+                <w:rFonts w:ascii="맑은 고딕" w:hAnsi="맑은 고딕" w:eastAsia="맑은 고딕"/>
                 <w:b/>
                 <w:color w:val="FFFFFF"/>
-                <w:sz w:val="18"/>
+                <w:sz w:val="19"/>
               </w:rPr>
               <w:t>지급 구분</w:t>
             </w:r>
@@ -123,70 +430,82 @@
         </w:tc>
         <w:tc>
           <w:tcPr>
-            <w:tcW w:type="dxa" w:w="2340"/>
+            <w:tcW w:type="dxa" w:w="2448"/>
+            <w:shd w:fill="1B365D"/>
             <w:tcMar>
-              <w:top w:w="100" w:type="dxa"/>
-              <w:bottom w:w="100" w:type="dxa"/>
-              <w:left w:w="130" w:type="dxa"/>
-              <w:right w:w="130" w:type="dxa"/>
+              <w:top w:w="110" w:type="dxa"/>
+              <w:bottom w:w="110" w:type="dxa"/>
+              <w:left w:w="140" w:type="dxa"/>
+              <w:right w:w="140" w:type="dxa"/>
             </w:tcMar>
-            <w:shd w:fill="1E293B"/>
           </w:tcPr>
           <w:p>
+            <w:pPr>
+              <w:jc w:val="center"/>
+            </w:pPr>
+            <w:r/>
             <w:r>
               <w:rPr>
-                <w:rFonts w:ascii="Malgun Gothic" w:hAnsi="Malgun Gothic"/>
+                <w:rFonts w:ascii="맑은 고딕" w:hAnsi="맑은 고딕" w:eastAsia="맑은 고딕"/>
                 <w:b/>
                 <w:color w:val="FFFFFF"/>
-                <w:sz w:val="18"/>
+                <w:sz w:val="19"/>
               </w:rPr>
-              <w:t>지급 조건 및 시기</w:t>
+              <w:t>비율</w:t>
             </w:r>
           </w:p>
         </w:tc>
         <w:tc>
           <w:tcPr>
-            <w:tcW w:type="dxa" w:w="2340"/>
+            <w:tcW w:type="dxa" w:w="2448"/>
+            <w:shd w:fill="1B365D"/>
             <w:tcMar>
-              <w:top w:w="100" w:type="dxa"/>
-              <w:bottom w:w="100" w:type="dxa"/>
-              <w:left w:w="130" w:type="dxa"/>
-              <w:right w:w="130" w:type="dxa"/>
+              <w:top w:w="110" w:type="dxa"/>
+              <w:bottom w:w="110" w:type="dxa"/>
+              <w:left w:w="140" w:type="dxa"/>
+              <w:right w:w="140" w:type="dxa"/>
             </w:tcMar>
-            <w:shd w:fill="1E293B"/>
           </w:tcPr>
           <w:p>
+            <w:pPr>
+              <w:jc w:val="center"/>
+            </w:pPr>
+            <w:r/>
             <w:r>
               <w:rPr>
-                <w:rFonts w:ascii="Malgun Gothic" w:hAnsi="Malgun Gothic"/>
+                <w:rFonts w:ascii="맑은 고딕" w:hAnsi="맑은 고딕" w:eastAsia="맑은 고딕"/>
                 <w:b/>
                 <w:color w:val="FFFFFF"/>
-                <w:sz w:val="18"/>
+                <w:sz w:val="19"/>
               </w:rPr>
-              <w:t>비율 (%)</w:t>
+              <w:t>지급 금액 (VAT 포함)</w:t>
             </w:r>
           </w:p>
         </w:tc>
         <w:tc>
           <w:tcPr>
-            <w:tcW w:type="dxa" w:w="2340"/>
+            <w:tcW w:type="dxa" w:w="2448"/>
+            <w:shd w:fill="1B365D"/>
             <w:tcMar>
-              <w:top w:w="100" w:type="dxa"/>
-              <w:bottom w:w="100" w:type="dxa"/>
-              <w:left w:w="130" w:type="dxa"/>
-              <w:right w:w="130" w:type="dxa"/>
+              <w:top w:w="110" w:type="dxa"/>
+              <w:bottom w:w="110" w:type="dxa"/>
+              <w:left w:w="140" w:type="dxa"/>
+              <w:right w:w="140" w:type="dxa"/>
             </w:tcMar>
-            <w:shd w:fill="1E293B"/>
           </w:tcPr>
           <w:p>
+            <w:pPr>
+              <w:jc w:val="center"/>
+            </w:pPr>
+            <w:r/>
             <w:r>
               <w:rPr>
-                <w:rFonts w:ascii="Malgun Gothic" w:hAnsi="Malgun Gothic"/>
+                <w:rFonts w:ascii="맑은 고딕" w:hAnsi="맑은 고딕" w:eastAsia="맑은 고딕"/>
                 <w:b/>
                 <w:color w:val="FFFFFF"/>
-                <w:sz w:val="18"/>
+                <w:sz w:val="19"/>
               </w:rPr>
-              <w:t>금액 (VAT 포함)</w:t>
+              <w:t>지급 조건 및 법정 기한</w:t>
             </w:r>
           </w:p>
         </w:tc>
@@ -194,21 +513,23 @@
       <w:tr>
         <w:tc>
           <w:tcPr>
-            <w:tcW w:type="dxa" w:w="2340"/>
+            <w:tcW w:type="dxa" w:w="2448"/>
+            <w:shd w:fill="FFFFFF"/>
             <w:tcMar>
-              <w:top w:w="100" w:type="dxa"/>
-              <w:bottom w:w="100" w:type="dxa"/>
-              <w:left w:w="130" w:type="dxa"/>
-              <w:right w:w="130" w:type="dxa"/>
+              <w:top w:w="90" w:type="dxa"/>
+              <w:bottom w:w="90" w:type="dxa"/>
+              <w:left w:w="140" w:type="dxa"/>
+              <w:right w:w="140" w:type="dxa"/>
             </w:tcMar>
-            <w:shd w:fill="F8FAFC"/>
           </w:tcPr>
           <w:p>
+            <w:r/>
             <w:r>
               <w:rPr>
-                <w:rFonts w:ascii="Malgun Gothic" w:hAnsi="Malgun Gothic"/>
-                <w:color w:val="334155"/>
-                <w:sz w:val="18"/>
+                <w:rFonts w:ascii="맑은 고딕" w:hAnsi="맑은 고딕" w:eastAsia="맑은 고딕"/>
+                <w:b w:val="0"/>
+                <w:color w:val="1E293B"/>
+                <w:sz w:val="19"/>
               </w:rPr>
               <w:t>선금 (착수금)</w:t>
             </w:r>
@@ -216,67 +537,73 @@
         </w:tc>
         <w:tc>
           <w:tcPr>
-            <w:tcW w:type="dxa" w:w="2340"/>
+            <w:tcW w:type="dxa" w:w="2448"/>
+            <w:shd w:fill="FFFFFF"/>
             <w:tcMar>
-              <w:top w:w="100" w:type="dxa"/>
-              <w:bottom w:w="100" w:type="dxa"/>
-              <w:left w:w="130" w:type="dxa"/>
-              <w:right w:w="130" w:type="dxa"/>
+              <w:top w:w="90" w:type="dxa"/>
+              <w:bottom w:w="90" w:type="dxa"/>
+              <w:left w:w="140" w:type="dxa"/>
+              <w:right w:w="140" w:type="dxa"/>
             </w:tcMar>
-            <w:shd w:fill="F8FAFC"/>
           </w:tcPr>
           <w:p>
+            <w:r/>
             <w:r>
               <w:rPr>
-                <w:rFonts w:ascii="Malgun Gothic" w:hAnsi="Malgun Gothic"/>
-                <w:color w:val="334155"/>
-                <w:sz w:val="18"/>
+                <w:rFonts w:ascii="맑은 고딕" w:hAnsi="맑은 고딕" w:eastAsia="맑은 고딕"/>
+                <w:b w:val="0"/>
+                <w:color w:val="1E293B"/>
+                <w:sz w:val="19"/>
               </w:rPr>
-              <w:t>계약 체결 및 착수계 승인 시</w:t>
+              <w:t>30%</w:t>
             </w:r>
           </w:p>
         </w:tc>
         <w:tc>
           <w:tcPr>
-            <w:tcW w:type="dxa" w:w="2340"/>
+            <w:tcW w:type="dxa" w:w="2448"/>
+            <w:shd w:fill="FFFFFF"/>
             <w:tcMar>
-              <w:top w:w="100" w:type="dxa"/>
-              <w:bottom w:w="100" w:type="dxa"/>
-              <w:left w:w="130" w:type="dxa"/>
-              <w:right w:w="130" w:type="dxa"/>
+              <w:top w:w="90" w:type="dxa"/>
+              <w:bottom w:w="90" w:type="dxa"/>
+              <w:left w:w="140" w:type="dxa"/>
+              <w:right w:w="140" w:type="dxa"/>
             </w:tcMar>
-            <w:shd w:fill="F8FAFC"/>
           </w:tcPr>
           <w:p>
+            <w:r/>
             <w:r>
               <w:rPr>
-                <w:rFonts w:ascii="Malgun Gothic" w:hAnsi="Malgun Gothic"/>
-                <w:color w:val="334155"/>
-                <w:sz w:val="18"/>
+                <w:rFonts w:ascii="맑은 고딕" w:hAnsi="맑은 고딕" w:eastAsia="맑은 고딕"/>
+                <w:b w:val="0"/>
+                <w:color w:val="1E293B"/>
+                <w:sz w:val="19"/>
               </w:rPr>
-              <w:t>30 %</w:t>
+              <w:t>₩18,000,000</w:t>
             </w:r>
           </w:p>
         </w:tc>
         <w:tc>
           <w:tcPr>
-            <w:tcW w:type="dxa" w:w="2340"/>
+            <w:tcW w:type="dxa" w:w="2448"/>
+            <w:shd w:fill="FFFFFF"/>
             <w:tcMar>
-              <w:top w:w="100" w:type="dxa"/>
-              <w:bottom w:w="100" w:type="dxa"/>
-              <w:left w:w="130" w:type="dxa"/>
-              <w:right w:w="130" w:type="dxa"/>
+              <w:top w:w="90" w:type="dxa"/>
+              <w:bottom w:w="90" w:type="dxa"/>
+              <w:left w:w="140" w:type="dxa"/>
+              <w:right w:w="140" w:type="dxa"/>
             </w:tcMar>
-            <w:shd w:fill="F8FAFC"/>
           </w:tcPr>
           <w:p>
+            <w:r/>
             <w:r>
               <w:rPr>
-                <w:rFonts w:ascii="Malgun Gothic" w:hAnsi="Malgun Gothic"/>
-                <w:color w:val="334155"/>
-                <w:sz w:val="18"/>
+                <w:rFonts w:ascii="맑은 고딕" w:hAnsi="맑은 고딕" w:eastAsia="맑은 고딕"/>
+                <w:b w:val="0"/>
+                <w:color w:val="1E293B"/>
+                <w:sz w:val="19"/>
               </w:rPr>
-              <w:t>일금 [           ] 원</w:t>
+              <w:t>계약 체결 및 선금보증증권 제출 후 '갑'이 발주처 선금 수령일로부터 15일 이내 현금 지급</w:t>
             </w:r>
           </w:p>
         </w:tc>
@@ -284,89 +611,97 @@
       <w:tr>
         <w:tc>
           <w:tcPr>
-            <w:tcW w:type="dxa" w:w="2340"/>
+            <w:tcW w:type="dxa" w:w="2448"/>
+            <w:shd w:fill="F8FAFC"/>
             <w:tcMar>
-              <w:top w:w="100" w:type="dxa"/>
-              <w:bottom w:w="100" w:type="dxa"/>
-              <w:left w:w="130" w:type="dxa"/>
-              <w:right w:w="130" w:type="dxa"/>
+              <w:top w:w="90" w:type="dxa"/>
+              <w:bottom w:w="90" w:type="dxa"/>
+              <w:left w:w="140" w:type="dxa"/>
+              <w:right w:w="140" w:type="dxa"/>
             </w:tcMar>
-            <w:shd w:fill="FFFFFF"/>
           </w:tcPr>
           <w:p>
+            <w:r/>
             <w:r>
               <w:rPr>
-                <w:rFonts w:ascii="Malgun Gothic" w:hAnsi="Malgun Gothic"/>
-                <w:color w:val="334155"/>
-                <w:sz w:val="18"/>
+                <w:rFonts w:ascii="맑은 고딕" w:hAnsi="맑은 고딕" w:eastAsia="맑은 고딕"/>
+                <w:b w:val="0"/>
+                <w:color w:val="1E293B"/>
+                <w:sz w:val="19"/>
               </w:rPr>
-              <w:t>잔금 (검수완료금)</w:t>
+              <w:t>중도금 (1차 기성)</w:t>
             </w:r>
           </w:p>
         </w:tc>
         <w:tc>
           <w:tcPr>
-            <w:tcW w:type="dxa" w:w="2340"/>
+            <w:tcW w:type="dxa" w:w="2448"/>
+            <w:shd w:fill="F8FAFC"/>
             <w:tcMar>
-              <w:top w:w="100" w:type="dxa"/>
-              <w:bottom w:w="100" w:type="dxa"/>
-              <w:left w:w="130" w:type="dxa"/>
-              <w:right w:w="130" w:type="dxa"/>
+              <w:top w:w="90" w:type="dxa"/>
+              <w:bottom w:w="90" w:type="dxa"/>
+              <w:left w:w="140" w:type="dxa"/>
+              <w:right w:w="140" w:type="dxa"/>
             </w:tcMar>
-            <w:shd w:fill="FFFFFF"/>
           </w:tcPr>
           <w:p>
+            <w:r/>
             <w:r>
               <w:rPr>
-                <w:rFonts w:ascii="Malgun Gothic" w:hAnsi="Malgun Gothic"/>
-                <w:color w:val="334155"/>
-                <w:sz w:val="18"/>
+                <w:rFonts w:ascii="맑은 고딕" w:hAnsi="맑은 고딕" w:eastAsia="맑은 고딕"/>
+                <w:b w:val="0"/>
+                <w:color w:val="1E293B"/>
+                <w:sz w:val="19"/>
               </w:rPr>
-              <w:t>산출물 최종 검수 합격 및 세금계산서 청구 시</w:t>
+              <w:t>40%</w:t>
             </w:r>
           </w:p>
         </w:tc>
         <w:tc>
           <w:tcPr>
-            <w:tcW w:type="dxa" w:w="2340"/>
+            <w:tcW w:type="dxa" w:w="2448"/>
+            <w:shd w:fill="F8FAFC"/>
             <w:tcMar>
-              <w:top w:w="100" w:type="dxa"/>
-              <w:bottom w:w="100" w:type="dxa"/>
-              <w:left w:w="130" w:type="dxa"/>
-              <w:right w:w="130" w:type="dxa"/>
+              <w:top w:w="90" w:type="dxa"/>
+              <w:bottom w:w="90" w:type="dxa"/>
+              <w:left w:w="140" w:type="dxa"/>
+              <w:right w:w="140" w:type="dxa"/>
             </w:tcMar>
-            <w:shd w:fill="FFFFFF"/>
           </w:tcPr>
           <w:p>
+            <w:r/>
             <w:r>
               <w:rPr>
-                <w:rFonts w:ascii="Malgun Gothic" w:hAnsi="Malgun Gothic"/>
-                <w:color w:val="334155"/>
-                <w:sz w:val="18"/>
+                <w:rFonts w:ascii="맑은 고딕" w:hAnsi="맑은 고딕" w:eastAsia="맑은 고딕"/>
+                <w:b w:val="0"/>
+                <w:color w:val="1E293B"/>
+                <w:sz w:val="19"/>
               </w:rPr>
-              <w:t>70 %</w:t>
+              <w:t>₩24,000,000</w:t>
             </w:r>
           </w:p>
         </w:tc>
         <w:tc>
           <w:tcPr>
-            <w:tcW w:type="dxa" w:w="2340"/>
+            <w:tcW w:type="dxa" w:w="2448"/>
+            <w:shd w:fill="F8FAFC"/>
             <w:tcMar>
-              <w:top w:w="100" w:type="dxa"/>
-              <w:bottom w:w="100" w:type="dxa"/>
-              <w:left w:w="130" w:type="dxa"/>
-              <w:right w:w="130" w:type="dxa"/>
+              <w:top w:w="90" w:type="dxa"/>
+              <w:bottom w:w="90" w:type="dxa"/>
+              <w:left w:w="140" w:type="dxa"/>
+              <w:right w:w="140" w:type="dxa"/>
             </w:tcMar>
-            <w:shd w:fill="FFFFFF"/>
           </w:tcPr>
           <w:p>
+            <w:r/>
             <w:r>
               <w:rPr>
-                <w:rFonts w:ascii="Malgun Gothic" w:hAnsi="Malgun Gothic"/>
-                <w:color w:val="334155"/>
-                <w:sz w:val="18"/>
+                <w:rFonts w:ascii="맑은 고딕" w:hAnsi="맑은 고딕" w:eastAsia="맑은 고딕"/>
+                <w:b w:val="0"/>
+                <w:color w:val="1E293B"/>
+                <w:sz w:val="19"/>
               </w:rPr>
-              <w:t>일금 [           ] 원</w:t>
+              <w:t>연계 API 3종 개발계(DEV) 연동 완료 및 단위테스트 통과 시 (2026.07.31)</w:t>
             </w:r>
           </w:p>
         </w:tc>
@@ -374,21 +709,121 @@
       <w:tr>
         <w:tc>
           <w:tcPr>
-            <w:tcW w:type="dxa" w:w="2340"/>
+            <w:tcW w:type="dxa" w:w="2448"/>
+            <w:shd w:fill="FFFFFF"/>
             <w:tcMar>
-              <w:top w:w="100" w:type="dxa"/>
-              <w:bottom w:w="100" w:type="dxa"/>
-              <w:left w:w="130" w:type="dxa"/>
-              <w:right w:w="130" w:type="dxa"/>
+              <w:top w:w="90" w:type="dxa"/>
+              <w:bottom w:w="90" w:type="dxa"/>
+              <w:left w:w="140" w:type="dxa"/>
+              <w:right w:w="140" w:type="dxa"/>
             </w:tcMar>
-            <w:shd w:fill="F8FAFC"/>
           </w:tcPr>
           <w:p>
+            <w:r/>
             <w:r>
               <w:rPr>
-                <w:rFonts w:ascii="Malgun Gothic" w:hAnsi="Malgun Gothic"/>
-                <w:color w:val="334155"/>
-                <w:sz w:val="18"/>
+                <w:rFonts w:ascii="맑은 고딕" w:hAnsi="맑은 고딕" w:eastAsia="맑은 고딕"/>
+                <w:b w:val="0"/>
+                <w:color w:val="1E293B"/>
+                <w:sz w:val="19"/>
+              </w:rPr>
+              <w:t>잔금 (준공금)</w:t>
+            </w:r>
+          </w:p>
+        </w:tc>
+        <w:tc>
+          <w:tcPr>
+            <w:tcW w:type="dxa" w:w="2448"/>
+            <w:shd w:fill="FFFFFF"/>
+            <w:tcMar>
+              <w:top w:w="90" w:type="dxa"/>
+              <w:bottom w:w="90" w:type="dxa"/>
+              <w:left w:w="140" w:type="dxa"/>
+              <w:right w:w="140" w:type="dxa"/>
+            </w:tcMar>
+          </w:tcPr>
+          <w:p>
+            <w:r/>
+            <w:r>
+              <w:rPr>
+                <w:rFonts w:ascii="맑은 고딕" w:hAnsi="맑은 고딕" w:eastAsia="맑은 고딕"/>
+                <w:b w:val="0"/>
+                <w:color w:val="1E293B"/>
+                <w:sz w:val="19"/>
+              </w:rPr>
+              <w:t>30%</w:t>
+            </w:r>
+          </w:p>
+        </w:tc>
+        <w:tc>
+          <w:tcPr>
+            <w:tcW w:type="dxa" w:w="2448"/>
+            <w:shd w:fill="FFFFFF"/>
+            <w:tcMar>
+              <w:top w:w="90" w:type="dxa"/>
+              <w:bottom w:w="90" w:type="dxa"/>
+              <w:left w:w="140" w:type="dxa"/>
+              <w:right w:w="140" w:type="dxa"/>
+            </w:tcMar>
+          </w:tcPr>
+          <w:p>
+            <w:r/>
+            <w:r>
+              <w:rPr>
+                <w:rFonts w:ascii="맑은 고딕" w:hAnsi="맑은 고딕" w:eastAsia="맑은 고딕"/>
+                <w:b w:val="0"/>
+                <w:color w:val="1E293B"/>
+                <w:sz w:val="19"/>
+              </w:rPr>
+              <w:t>₩18,000,000</w:t>
+            </w:r>
+          </w:p>
+        </w:tc>
+        <w:tc>
+          <w:tcPr>
+            <w:tcW w:type="dxa" w:w="2448"/>
+            <w:shd w:fill="FFFFFF"/>
+            <w:tcMar>
+              <w:top w:w="90" w:type="dxa"/>
+              <w:bottom w:w="90" w:type="dxa"/>
+              <w:left w:w="140" w:type="dxa"/>
+              <w:right w:w="140" w:type="dxa"/>
+            </w:tcMar>
+          </w:tcPr>
+          <w:p>
+            <w:r/>
+            <w:r>
+              <w:rPr>
+                <w:rFonts w:ascii="맑은 고딕" w:hAnsi="맑은 고딕" w:eastAsia="맑은 고딕"/>
+                <w:b w:val="0"/>
+                <w:color w:val="1E293B"/>
+                <w:sz w:val="19"/>
+              </w:rPr>
+              <w:t>통합테스트 합격, 산출물(EMP_DEG_120, EMP_EXE_030) 납품 및 검수 완료 후 14일 이내</w:t>
+            </w:r>
+          </w:p>
+        </w:tc>
+      </w:tr>
+      <w:tr>
+        <w:tc>
+          <w:tcPr>
+            <w:tcW w:type="dxa" w:w="2448"/>
+            <w:shd w:fill="F8FAFC"/>
+            <w:tcMar>
+              <w:top w:w="90" w:type="dxa"/>
+              <w:bottom w:w="90" w:type="dxa"/>
+              <w:left w:w="140" w:type="dxa"/>
+              <w:right w:w="140" w:type="dxa"/>
+            </w:tcMar>
+          </w:tcPr>
+          <w:p>
+            <w:r/>
+            <w:r>
+              <w:rPr>
+                <w:rFonts w:ascii="맑은 고딕" w:hAnsi="맑은 고딕" w:eastAsia="맑은 고딕"/>
+                <w:b/>
+                <w:color w:val="1E293B"/>
+                <w:sz w:val="19"/>
               </w:rPr>
               <w:t>합계</w:t>
             </w:r>
@@ -396,67 +831,73 @@
         </w:tc>
         <w:tc>
           <w:tcPr>
-            <w:tcW w:type="dxa" w:w="2340"/>
+            <w:tcW w:type="dxa" w:w="2448"/>
+            <w:shd w:fill="F8FAFC"/>
             <w:tcMar>
-              <w:top w:w="100" w:type="dxa"/>
-              <w:bottom w:w="100" w:type="dxa"/>
-              <w:left w:w="130" w:type="dxa"/>
-              <w:right w:w="130" w:type="dxa"/>
+              <w:top w:w="90" w:type="dxa"/>
+              <w:bottom w:w="90" w:type="dxa"/>
+              <w:left w:w="140" w:type="dxa"/>
+              <w:right w:w="140" w:type="dxa"/>
             </w:tcMar>
-            <w:shd w:fill="F8FAFC"/>
           </w:tcPr>
           <w:p>
+            <w:r/>
             <w:r>
               <w:rPr>
-                <w:rFonts w:ascii="Malgun Gothic" w:hAnsi="Malgun Gothic"/>
-                <w:color w:val="334155"/>
-                <w:sz w:val="18"/>
+                <w:rFonts w:ascii="맑은 고딕" w:hAnsi="맑은 고딕" w:eastAsia="맑은 고딕"/>
+                <w:b/>
+                <w:color w:val="1E293B"/>
+                <w:sz w:val="19"/>
               </w:rPr>
-              <w:t>총 도급 계약 금액</w:t>
+              <w:t>100%</w:t>
             </w:r>
           </w:p>
         </w:tc>
         <w:tc>
           <w:tcPr>
-            <w:tcW w:type="dxa" w:w="2340"/>
+            <w:tcW w:type="dxa" w:w="2448"/>
+            <w:shd w:fill="F8FAFC"/>
             <w:tcMar>
-              <w:top w:w="100" w:type="dxa"/>
-              <w:bottom w:w="100" w:type="dxa"/>
-              <w:left w:w="130" w:type="dxa"/>
-              <w:right w:w="130" w:type="dxa"/>
+              <w:top w:w="90" w:type="dxa"/>
+              <w:bottom w:w="90" w:type="dxa"/>
+              <w:left w:w="140" w:type="dxa"/>
+              <w:right w:w="140" w:type="dxa"/>
             </w:tcMar>
-            <w:shd w:fill="F8FAFC"/>
           </w:tcPr>
           <w:p>
+            <w:r/>
             <w:r>
               <w:rPr>
-                <w:rFonts w:ascii="Malgun Gothic" w:hAnsi="Malgun Gothic"/>
-                <w:color w:val="334155"/>
-                <w:sz w:val="18"/>
+                <w:rFonts w:ascii="맑은 고딕" w:hAnsi="맑은 고딕" w:eastAsia="맑은 고딕"/>
+                <w:b/>
+                <w:color w:val="1E293B"/>
+                <w:sz w:val="19"/>
               </w:rPr>
-              <w:t>100 %</w:t>
+              <w:t>₩60,000,000</w:t>
             </w:r>
           </w:p>
         </w:tc>
         <w:tc>
           <w:tcPr>
-            <w:tcW w:type="dxa" w:w="2340"/>
+            <w:tcW w:type="dxa" w:w="2448"/>
+            <w:shd w:fill="F8FAFC"/>
             <w:tcMar>
-              <w:top w:w="100" w:type="dxa"/>
-              <w:bottom w:w="100" w:type="dxa"/>
-              <w:left w:w="130" w:type="dxa"/>
-              <w:right w:w="130" w:type="dxa"/>
+              <w:top w:w="90" w:type="dxa"/>
+              <w:bottom w:w="90" w:type="dxa"/>
+              <w:left w:w="140" w:type="dxa"/>
+              <w:right w:w="140" w:type="dxa"/>
             </w:tcMar>
-            <w:shd w:fill="F8FAFC"/>
           </w:tcPr>
           <w:p>
+            <w:r/>
             <w:r>
               <w:rPr>
-                <w:rFonts w:ascii="Malgun Gothic" w:hAnsi="Malgun Gothic"/>
-                <w:color w:val="334155"/>
-                <w:sz w:val="18"/>
+                <w:rFonts w:ascii="맑은 고딕" w:hAnsi="맑은 고딕" w:eastAsia="맑은 고딕"/>
+                <w:b/>
+                <w:color w:val="1E293B"/>
+                <w:sz w:val="19"/>
               </w:rPr>
-              <w:t>일금 [           ] 원</w:t>
+              <w:t>전액 현금 계좌이체 (어음 발행 금지)</w:t>
             </w:r>
           </w:p>
         </w:tc>
@@ -464,226 +905,177 @@
     </w:tbl>
     <w:p/>
     <w:p>
-      <w:pPr>
-        <w:spacing w:before="160" w:after="80"/>
-      </w:pPr>
       <w:r>
         <w:rPr>
-          <w:rFonts w:ascii="Malgun Gothic" w:hAnsi="Malgun Gothic"/>
+          <w:rFonts w:ascii="맑은 고딕" w:hAnsi="맑은 고딕" w:eastAsia="맑은 고딕"/>
           <w:b/>
-          <w:color w:val="2563EB"/>
-          <w:sz w:val="26"/>
+          <w:color w:val="1B365D"/>
+          <w:sz w:val="25"/>
         </w:rPr>
-        <w:t>제3조 (검수 및 지체상금)</w:t>
+        <w:t>제3조 (지식재산권 전속 귀속, 재하도급 금지 및 Back-to-Back 하자담보)</w:t>
+      </w:r>
+    </w:p>
+    <w:p>
+      <w:r>
+        <w:rPr>
+          <w:rFonts w:ascii="맑은 고딕" w:hAnsi="맑은 고딕" w:eastAsia="맑은 고딕"/>
+          <w:b w:val="0"/>
+          <w:color w:val="1E293B"/>
+          <w:sz w:val="20"/>
+        </w:rPr>
+        <w:t>1. (저작재산권 양도) 본 계약에 따라 '을'이 개발한 모든 소스코드, 배치 스크립트, 설계 문서의 저작재산권(2차적저작물작성권 포함)은 대금 지급과 동시에 '갑'에게 전속 귀속된다.</w:t>
+      </w:r>
+    </w:p>
+    <w:p>
+      <w:r>
+        <w:rPr>
+          <w:rFonts w:ascii="맑은 고딕" w:hAnsi="맑은 고딕" w:eastAsia="맑은 고딕"/>
+          <w:b w:val="0"/>
+          <w:color w:val="1E293B"/>
+          <w:sz w:val="20"/>
+        </w:rPr>
+        <w:t>2. (재하도급 전면 금지) 소프트웨어 진흥법 제51조에 의거, '을'은 본 과업의 전부 또는 일부를 제3자에게 재하도급(재하청)할 수 없으며 위반 시 즉시 계약 해제 및 손해배상 책임을 진다.</w:t>
+      </w:r>
+    </w:p>
+    <w:p>
+      <w:r>
+        <w:rPr>
+          <w:rFonts w:ascii="맑은 고딕" w:hAnsi="맑은 고딕" w:eastAsia="맑은 고딕"/>
+          <w:b w:val="0"/>
+          <w:color w:val="1E293B"/>
+          <w:sz w:val="20"/>
+        </w:rPr>
+        <w:t>3. (하자담보 및 지체상금) '을'은 최종 검수 완료일로부터 1년간 무상 하자보수 책임을 부담하며, 귀책 지연 시 1일당 도급금액의 0.075%를 지체상금으로 부담한다.</w:t>
       </w:r>
     </w:p>
     <w:p>
       <w:pPr>
-        <w:spacing w:line="312" w:lineRule="auto" w:after="60"/>
+        <w:jc w:val="right"/>
       </w:pPr>
       <w:r>
         <w:rPr>
-          <w:rFonts w:ascii="Malgun Gothic" w:hAnsi="Malgun Gothic"/>
-          <w:color w:val="334155"/>
-          <w:sz w:val="20"/>
+          <w:rFonts w:ascii="맑은 고딕" w:hAnsi="맑은 고딕" w:eastAsia="맑은 고딕"/>
+          <w:b/>
+          <w:color w:val="0F172A"/>
+          <w:sz w:val="21"/>
         </w:rPr>
-        <w:t>1. '을'이 과업을 완료하고 산출물을 제출하면 '갑'은 10영업일 이내에 검수를 수행하고 합격 여부를 서면 통보한다.</w:t>
+        <w:t>확정 및 서명일자: 2026년 05월 15일</w:t>
       </w:r>
     </w:p>
-    <w:p>
-      <w:pPr>
-        <w:spacing w:line="312" w:lineRule="auto" w:after="60"/>
-      </w:pPr>
-      <w:r>
-        <w:rPr>
-          <w:rFonts w:ascii="Malgun Gothic" w:hAnsi="Malgun Gothic"/>
-          <w:color w:val="334155"/>
-          <w:sz w:val="20"/>
-        </w:rPr>
-        <w:t>2. '을'의 귀책사유로 납품이 지연될 경우, '을'은 지체 1일당 총 계약금액의 0.075%에 해당하는 지체상금을 '갑'에게 지급하거나 대금에서 상계한다.</w:t>
-      </w:r>
-    </w:p>
-    <w:p>
-      <w:pPr>
-        <w:spacing w:before="160" w:after="80"/>
-      </w:pPr>
-      <w:r>
-        <w:rPr>
-          <w:rFonts w:ascii="Malgun Gothic" w:hAnsi="Malgun Gothic"/>
-          <w:b/>
-          <w:color w:val="2563EB"/>
-          <w:sz w:val="26"/>
-        </w:rPr>
-        <w:t>제4조 (지식재산권의 완전한 귀속)</w:t>
-      </w:r>
-    </w:p>
-    <w:p>
-      <w:pPr>
-        <w:spacing w:line="312" w:lineRule="auto" w:after="60"/>
-      </w:pPr>
-      <w:r>
-        <w:rPr>
-          <w:rFonts w:ascii="Malgun Gothic" w:hAnsi="Malgun Gothic"/>
-          <w:color w:val="334155"/>
-          <w:sz w:val="20"/>
-        </w:rPr>
-        <w:t>1. 본 계약의 이행으로 '을'이 개발한 소스코드, 설계서, 매뉴얼 등 일체의 산출물에 대한 저작권(2차적저작물작성권 포함) 및 지식재산권은 대금 지급 완료와 동시에 '갑'에게 확정적으로 전속 양도된다.</w:t>
-      </w:r>
-    </w:p>
-    <w:p>
-      <w:pPr>
-        <w:spacing w:line="312" w:lineRule="auto" w:after="60"/>
-      </w:pPr>
-      <w:r>
-        <w:rPr>
-          <w:rFonts w:ascii="Malgun Gothic" w:hAnsi="Malgun Gothic"/>
-          <w:color w:val="334155"/>
-          <w:sz w:val="20"/>
-        </w:rPr>
-        <w:t>2. '을'은 본 산출물과 관련하여 저작인격권을 행사하지 아니한다.</w:t>
-      </w:r>
-    </w:p>
-    <w:p>
-      <w:pPr>
-        <w:spacing w:before="160" w:after="80"/>
-      </w:pPr>
-      <w:r>
-        <w:rPr>
-          <w:rFonts w:ascii="Malgun Gothic" w:hAnsi="Malgun Gothic"/>
-          <w:b/>
-          <w:color w:val="2563EB"/>
-          <w:sz w:val="26"/>
-        </w:rPr>
-        <w:t>제5조 (재하도급 전면 금지)</w:t>
-      </w:r>
-    </w:p>
-    <w:p>
-      <w:pPr>
-        <w:spacing w:line="312" w:lineRule="auto" w:after="60"/>
-      </w:pPr>
-      <w:r>
-        <w:rPr>
-          <w:rFonts w:ascii="Malgun Gothic" w:hAnsi="Malgun Gothic"/>
-          <w:color w:val="334155"/>
-          <w:sz w:val="20"/>
-        </w:rPr>
-        <w:t>소프트웨어 진흥법 제51조에 따라 '을'은 '갑'으로부터 도급받은 과업의 전부 또는 일부를 '갑' 및 발주처의 사전 서면 승인 없이 제3자에게 재하도급(재하청)할 수 없으며, 위반 시 '갑'은 즉시 본 계약을 해제하고 손해배상을 청구할 수 있다.</w:t>
-      </w:r>
-    </w:p>
-    <w:p>
-      <w:pPr>
-        <w:spacing w:before="160" w:after="80"/>
-      </w:pPr>
-      <w:r>
-        <w:rPr>
-          <w:rFonts w:ascii="Malgun Gothic" w:hAnsi="Malgun Gothic"/>
-          <w:b/>
-          <w:color w:val="2563EB"/>
-          <w:sz w:val="26"/>
-        </w:rPr>
-        <w:t>제6조 (하자담보책임 - Back-to-Back 연동)</w:t>
-      </w:r>
-    </w:p>
-    <w:p>
-      <w:pPr>
-        <w:spacing w:line="312" w:lineRule="auto" w:after="60"/>
-      </w:pPr>
-      <w:r>
-        <w:rPr>
-          <w:rFonts w:ascii="Malgun Gothic" w:hAnsi="Malgun Gothic"/>
-          <w:color w:val="334155"/>
-          <w:sz w:val="20"/>
-        </w:rPr>
-        <w:t>'을'은 최종 검수 완료일로부터 [ 1 ]년간 납품 산출물의 결함 및 오작동에 대하여 무상으로 수정할 하자담보책임을 부담한다.</w:t>
-      </w:r>
-    </w:p>
-    <w:p>
-      <w:pPr>
-        <w:jc w:val="center"/>
-      </w:pPr>
-      <w:r>
-        <w:rPr>
-          <w:rFonts w:ascii="Malgun Gothic" w:hAnsi="Malgun Gothic"/>
-          <w:b/>
-          <w:sz w:val="21"/>
-        </w:rPr>
-        <w:t>합의 및 확인일자: 202  년     월     일</w:t>
-      </w:r>
-    </w:p>
-    <w:p/>
     <w:tbl>
       <w:tblPr>
+        <w:tblStyle w:val="TableGrid"/>
         <w:tblW w:type="auto" w:w="0"/>
         <w:jc w:val="center"/>
         <w:tblLook w:firstColumn="1" w:firstRow="1" w:lastColumn="0" w:lastRow="0" w:noHBand="0" w:noVBand="1" w:val="04A0"/>
       </w:tblPr>
       <w:tblGrid>
-        <w:gridCol w:w="3120"/>
-        <w:gridCol w:w="3120"/>
-        <w:gridCol w:w="3120"/>
+        <w:gridCol w:w="2448"/>
+        <w:gridCol w:w="2448"/>
+        <w:gridCol w:w="2448"/>
+        <w:gridCol w:w="2448"/>
       </w:tblGrid>
       <w:tr>
         <w:tc>
           <w:tcPr>
-            <w:tcW w:type="dxa" w:w="3120"/>
-            <w:shd w:fill="334155"/>
+            <w:tcW w:type="dxa" w:w="2448"/>
+            <w:shd w:fill="1B365D"/>
             <w:tcMar>
-              <w:top w:w="90" w:type="dxa"/>
-              <w:bottom w:w="90" w:type="dxa"/>
-              <w:left w:w="110" w:type="dxa"/>
-              <w:right w:w="110" w:type="dxa"/>
+              <w:top w:w="110" w:type="dxa"/>
+              <w:bottom w:w="110" w:type="dxa"/>
+              <w:left w:w="140" w:type="dxa"/>
+              <w:right w:w="140" w:type="dxa"/>
             </w:tcMar>
           </w:tcPr>
           <w:p>
+            <w:pPr>
+              <w:jc w:val="center"/>
+            </w:pPr>
+            <w:r/>
             <w:r>
               <w:rPr>
-                <w:rFonts w:ascii="Malgun Gothic" w:hAnsi="Malgun Gothic"/>
+                <w:rFonts w:ascii="맑은 고딕" w:hAnsi="맑은 고딕" w:eastAsia="맑은 고딕"/>
                 <w:b/>
                 <w:color w:val="FFFFFF"/>
                 <w:sz w:val="19"/>
               </w:rPr>
-              <w:t>구 분</w:t>
+              <w:t>구분</w:t>
             </w:r>
           </w:p>
         </w:tc>
         <w:tc>
           <w:tcPr>
-            <w:tcW w:type="dxa" w:w="3120"/>
-            <w:shd w:fill="334155"/>
+            <w:tcW w:type="dxa" w:w="2448"/>
+            <w:shd w:fill="1B365D"/>
             <w:tcMar>
-              <w:top w:w="90" w:type="dxa"/>
-              <w:bottom w:w="90" w:type="dxa"/>
-              <w:left w:w="110" w:type="dxa"/>
-              <w:right w:w="110" w:type="dxa"/>
+              <w:top w:w="110" w:type="dxa"/>
+              <w:bottom w:w="110" w:type="dxa"/>
+              <w:left w:w="140" w:type="dxa"/>
+              <w:right w:w="140" w:type="dxa"/>
             </w:tcMar>
           </w:tcPr>
           <w:p>
+            <w:pPr>
+              <w:jc w:val="center"/>
+            </w:pPr>
+            <w:r/>
             <w:r>
               <w:rPr>
-                <w:rFonts w:ascii="Malgun Gothic" w:hAnsi="Malgun Gothic"/>
+                <w:rFonts w:ascii="맑은 고딕" w:hAnsi="맑은 고딕" w:eastAsia="맑은 고딕"/>
                 <w:b/>
                 <w:color w:val="FFFFFF"/>
                 <w:sz w:val="19"/>
               </w:rPr>
-              <w:t>소속 / 직급 / 성명</w:t>
+              <w:t>소속 기관 및 부서</w:t>
             </w:r>
           </w:p>
         </w:tc>
         <w:tc>
           <w:tcPr>
-            <w:tcW w:type="dxa" w:w="3120"/>
-            <w:shd w:fill="334155"/>
+            <w:tcW w:type="dxa" w:w="2448"/>
+            <w:shd w:fill="1B365D"/>
             <w:tcMar>
-              <w:top w:w="90" w:type="dxa"/>
-              <w:bottom w:w="90" w:type="dxa"/>
-              <w:left w:w="110" w:type="dxa"/>
-              <w:right w:w="110" w:type="dxa"/>
+              <w:top w:w="110" w:type="dxa"/>
+              <w:bottom w:w="110" w:type="dxa"/>
+              <w:left w:w="140" w:type="dxa"/>
+              <w:right w:w="140" w:type="dxa"/>
             </w:tcMar>
           </w:tcPr>
           <w:p>
+            <w:pPr>
+              <w:jc w:val="center"/>
+            </w:pPr>
+            <w:r/>
             <w:r>
               <w:rPr>
-                <w:rFonts w:ascii="Malgun Gothic" w:hAnsi="Malgun Gothic"/>
+                <w:rFonts w:ascii="맑은 고딕" w:hAnsi="맑은 고딕" w:eastAsia="맑은 고딕"/>
+                <w:b/>
+                <w:color w:val="FFFFFF"/>
+                <w:sz w:val="19"/>
+              </w:rPr>
+              <w:t>직급 / 성명</w:t>
+            </w:r>
+          </w:p>
+        </w:tc>
+        <w:tc>
+          <w:tcPr>
+            <w:tcW w:type="dxa" w:w="2448"/>
+            <w:shd w:fill="1B365D"/>
+            <w:tcMar>
+              <w:top w:w="110" w:type="dxa"/>
+              <w:bottom w:w="110" w:type="dxa"/>
+              <w:left w:w="140" w:type="dxa"/>
+              <w:right w:w="140" w:type="dxa"/>
+            </w:tcMar>
+          </w:tcPr>
+          <w:p>
+            <w:pPr>
+              <w:jc w:val="center"/>
+            </w:pPr>
+            <w:r/>
+            <w:r>
+              <w:rPr>
+                <w:rFonts w:ascii="맑은 고딕" w:hAnsi="맑은 고딕" w:eastAsia="맑은 고딕"/>
                 <w:b/>
                 <w:color w:val="FFFFFF"/>
                 <w:sz w:val="19"/>
@@ -696,19 +1088,23 @@
       <w:tr>
         <w:tc>
           <w:tcPr>
-            <w:tcW w:type="dxa" w:w="3120"/>
+            <w:tcW w:type="dxa" w:w="2448"/>
+            <w:shd w:fill="FFFFFF"/>
             <w:tcMar>
-              <w:top w:w="100" w:type="dxa"/>
-              <w:bottom w:w="100" w:type="dxa"/>
-              <w:left w:w="110" w:type="dxa"/>
-              <w:right w:w="110" w:type="dxa"/>
+              <w:top w:w="90" w:type="dxa"/>
+              <w:bottom w:w="90" w:type="dxa"/>
+              <w:left w:w="140" w:type="dxa"/>
+              <w:right w:w="140" w:type="dxa"/>
             </w:tcMar>
           </w:tcPr>
           <w:p>
+            <w:r/>
             <w:r>
               <w:rPr>
-                <w:rFonts w:ascii="Malgun Gothic" w:hAnsi="Malgun Gothic"/>
-                <w:sz w:val="18"/>
+                <w:rFonts w:ascii="맑은 고딕" w:hAnsi="맑은 고딕" w:eastAsia="맑은 고딕"/>
+                <w:b w:val="0"/>
+                <w:color w:val="1E293B"/>
+                <w:sz w:val="19"/>
               </w:rPr>
               <w:t>원도급자 (갑)</w:t>
             </w:r>
@@ -716,41 +1112,73 @@
         </w:tc>
         <w:tc>
           <w:tcPr>
-            <w:tcW w:type="dxa" w:w="3120"/>
+            <w:tcW w:type="dxa" w:w="2448"/>
+            <w:shd w:fill="FFFFFF"/>
             <w:tcMar>
-              <w:top w:w="100" w:type="dxa"/>
-              <w:bottom w:w="100" w:type="dxa"/>
-              <w:left w:w="110" w:type="dxa"/>
-              <w:right w:w="110" w:type="dxa"/>
+              <w:top w:w="90" w:type="dxa"/>
+              <w:bottom w:w="90" w:type="dxa"/>
+              <w:left w:w="140" w:type="dxa"/>
+              <w:right w:w="140" w:type="dxa"/>
             </w:tcMar>
           </w:tcPr>
           <w:p>
+            <w:r/>
             <w:r>
               <w:rPr>
-                <w:rFonts w:ascii="Malgun Gothic" w:hAnsi="Malgun Gothic"/>
-                <w:sz w:val="18"/>
+                <w:rFonts w:ascii="맑은 고딕" w:hAnsi="맑은 고딕" w:eastAsia="맑은 고딕"/>
+                <w:b w:val="0"/>
+                <w:color w:val="1E293B"/>
+                <w:sz w:val="19"/>
               </w:rPr>
-              <w:t>주식회사 엠파시 대표이사 [           ]</w:t>
+              <w:t>주식회사 엠파시 대표이사</w:t>
             </w:r>
           </w:p>
         </w:tc>
         <w:tc>
           <w:tcPr>
-            <w:tcW w:type="dxa" w:w="3120"/>
+            <w:tcW w:type="dxa" w:w="2448"/>
+            <w:shd w:fill="FFFFFF"/>
             <w:tcMar>
-              <w:top w:w="100" w:type="dxa"/>
-              <w:bottom w:w="100" w:type="dxa"/>
-              <w:left w:w="110" w:type="dxa"/>
-              <w:right w:w="110" w:type="dxa"/>
+              <w:top w:w="90" w:type="dxa"/>
+              <w:bottom w:w="90" w:type="dxa"/>
+              <w:left w:w="140" w:type="dxa"/>
+              <w:right w:w="140" w:type="dxa"/>
             </w:tcMar>
           </w:tcPr>
           <w:p>
+            <w:r/>
             <w:r>
               <w:rPr>
-                <w:rFonts w:ascii="Malgun Gothic" w:hAnsi="Malgun Gothic"/>
-                <w:sz w:val="18"/>
+                <w:rFonts w:ascii="맑은 고딕" w:hAnsi="맑은 고딕" w:eastAsia="맑은 고딕"/>
+                <w:b w:val="0"/>
+                <w:color w:val="1E293B"/>
+                <w:sz w:val="19"/>
               </w:rPr>
-              <w:t>(서명 또는 인)</w:t>
+              <w:t>대표이사 김 창 석</w:t>
+            </w:r>
+          </w:p>
+        </w:tc>
+        <w:tc>
+          <w:tcPr>
+            <w:tcW w:type="dxa" w:w="2448"/>
+            <w:shd w:fill="FFFFFF"/>
+            <w:tcMar>
+              <w:top w:w="90" w:type="dxa"/>
+              <w:bottom w:w="90" w:type="dxa"/>
+              <w:left w:w="140" w:type="dxa"/>
+              <w:right w:w="140" w:type="dxa"/>
+            </w:tcMar>
+          </w:tcPr>
+          <w:p>
+            <w:r/>
+            <w:r>
+              <w:rPr>
+                <w:rFonts w:ascii="맑은 고딕" w:hAnsi="맑은 고딕" w:eastAsia="맑은 고딕"/>
+                <w:b w:val="0"/>
+                <w:color w:val="1E293B"/>
+                <w:sz w:val="19"/>
+              </w:rPr>
+              <w:t>(법인인감 날인)</w:t>
             </w:r>
           </w:p>
         </w:tc>
@@ -758,19 +1186,23 @@
       <w:tr>
         <w:tc>
           <w:tcPr>
-            <w:tcW w:type="dxa" w:w="3120"/>
+            <w:tcW w:type="dxa" w:w="2448"/>
+            <w:shd w:fill="F8FAFC"/>
             <w:tcMar>
-              <w:top w:w="100" w:type="dxa"/>
-              <w:bottom w:w="100" w:type="dxa"/>
-              <w:left w:w="110" w:type="dxa"/>
-              <w:right w:w="110" w:type="dxa"/>
+              <w:top w:w="90" w:type="dxa"/>
+              <w:bottom w:w="90" w:type="dxa"/>
+              <w:left w:w="140" w:type="dxa"/>
+              <w:right w:w="140" w:type="dxa"/>
             </w:tcMar>
           </w:tcPr>
           <w:p>
+            <w:r/>
             <w:r>
               <w:rPr>
-                <w:rFonts w:ascii="Malgun Gothic" w:hAnsi="Malgun Gothic"/>
-                <w:sz w:val="18"/>
+                <w:rFonts w:ascii="맑은 고딕" w:hAnsi="맑은 고딕" w:eastAsia="맑은 고딕"/>
+                <w:b w:val="0"/>
+                <w:color w:val="1E293B"/>
+                <w:sz w:val="19"/>
               </w:rPr>
               <w:t>하수급인 (을)</w:t>
             </w:r>
@@ -778,41 +1210,73 @@
         </w:tc>
         <w:tc>
           <w:tcPr>
-            <w:tcW w:type="dxa" w:w="3120"/>
+            <w:tcW w:type="dxa" w:w="2448"/>
+            <w:shd w:fill="F8FAFC"/>
             <w:tcMar>
-              <w:top w:w="100" w:type="dxa"/>
-              <w:bottom w:w="100" w:type="dxa"/>
-              <w:left w:w="110" w:type="dxa"/>
-              <w:right w:w="110" w:type="dxa"/>
+              <w:top w:w="90" w:type="dxa"/>
+              <w:bottom w:w="90" w:type="dxa"/>
+              <w:left w:w="140" w:type="dxa"/>
+              <w:right w:w="140" w:type="dxa"/>
             </w:tcMar>
           </w:tcPr>
           <w:p>
+            <w:r/>
             <w:r>
               <w:rPr>
-                <w:rFonts w:ascii="Malgun Gothic" w:hAnsi="Malgun Gothic"/>
-                <w:sz w:val="18"/>
+                <w:rFonts w:ascii="맑은 고딕" w:hAnsi="맑은 고딕" w:eastAsia="맑은 고딕"/>
+                <w:b w:val="0"/>
+                <w:color w:val="1E293B"/>
+                <w:sz w:val="19"/>
               </w:rPr>
-              <w:t>주식회사 [협력사명] 대표이사 [           ]</w:t>
+              <w:t>주식회사 데이터브릿지 대표이사</w:t>
             </w:r>
           </w:p>
         </w:tc>
         <w:tc>
           <w:tcPr>
-            <w:tcW w:type="dxa" w:w="3120"/>
+            <w:tcW w:type="dxa" w:w="2448"/>
+            <w:shd w:fill="F8FAFC"/>
             <w:tcMar>
-              <w:top w:w="100" w:type="dxa"/>
-              <w:bottom w:w="100" w:type="dxa"/>
-              <w:left w:w="110" w:type="dxa"/>
-              <w:right w:w="110" w:type="dxa"/>
+              <w:top w:w="90" w:type="dxa"/>
+              <w:bottom w:w="90" w:type="dxa"/>
+              <w:left w:w="140" w:type="dxa"/>
+              <w:right w:w="140" w:type="dxa"/>
             </w:tcMar>
           </w:tcPr>
           <w:p>
+            <w:r/>
             <w:r>
               <w:rPr>
-                <w:rFonts w:ascii="Malgun Gothic" w:hAnsi="Malgun Gothic"/>
-                <w:sz w:val="18"/>
+                <w:rFonts w:ascii="맑은 고딕" w:hAnsi="맑은 고딕" w:eastAsia="맑은 고딕"/>
+                <w:b w:val="0"/>
+                <w:color w:val="1E293B"/>
+                <w:sz w:val="19"/>
               </w:rPr>
-              <w:t>(서명 또는 인)</w:t>
+              <w:t>대표이사 백 승 호</w:t>
+            </w:r>
+          </w:p>
+        </w:tc>
+        <w:tc>
+          <w:tcPr>
+            <w:tcW w:type="dxa" w:w="2448"/>
+            <w:shd w:fill="F8FAFC"/>
+            <w:tcMar>
+              <w:top w:w="90" w:type="dxa"/>
+              <w:bottom w:w="90" w:type="dxa"/>
+              <w:left w:w="140" w:type="dxa"/>
+              <w:right w:w="140" w:type="dxa"/>
+            </w:tcMar>
+          </w:tcPr>
+          <w:p>
+            <w:r/>
+            <w:r>
+              <w:rPr>
+                <w:rFonts w:ascii="맑은 고딕" w:hAnsi="맑은 고딕" w:eastAsia="맑은 고딕"/>
+                <w:b w:val="0"/>
+                <w:color w:val="1E293B"/>
+                <w:sz w:val="19"/>
+              </w:rPr>
+              <w:t>(법인인감 날인)</w:t>
             </w:r>
           </w:p>
         </w:tc>
@@ -821,7 +1285,7 @@
     <w:p/>
     <w:sectPr>
       <w:pgSz w:w="12240" w:h="15840"/>
-      <w:pgMar w:top="1440" w:right="1440" w:bottom="1440" w:left="1440" w:header="720" w:footer="720" w:gutter="0"/>
+      <w:pgMar w:top="1152" w:right="1224" w:bottom="1152" w:left="1224" w:header="720" w:footer="720" w:gutter="0"/>
       <w:cols w:space="720"/>
       <w:docGrid w:linePitch="360"/>
     </w:sectPr>

--- a/public/templates/office/Subcontract_외주용역_표준도급계약서.docx
+++ b/public/templates/office/Subcontract_외주용역_표준도급계약서.docx
@@ -10,7 +10,7 @@
           <w:color w:val="2563EB"/>
           <w:sz w:val="17"/>
         </w:rPr>
-        <w:t>[엠파시 엔터프라이즈 표준 사업관리 서식] 문서번호: EMP-DOC-S1 | 사업명: 한빛글로벌 SyncGuard AI 시스템 구축</w:t>
+        <w:t>[엠파시 엔터프라이즈 표준 사업관리 서식] 문서번호: EMP-DOC-S1 | 사업명: 한빛글로벌 SyncFlow AI 시스템 구축</w:t>
       </w:r>
     </w:p>
     <w:p>
@@ -147,7 +147,7 @@
                 <w:color w:val="1E293B"/>
                 <w:sz w:val="19"/>
               </w:rPr>
-              <w:t>SyncGuard AI — 엔터프라이즈 AI 콘텐츠·규제 심의 자동화 시스템 구축 사업</w:t>
+              <w:t>SyncFlow AI — 엔터프라이즈 AI 콘텐츠·규제 검증 자동화 시스템 구축 사업</w:t>
             </w:r>
           </w:p>
         </w:tc>
@@ -197,7 +197,7 @@
                 <w:color w:val="1E293B"/>
                 <w:sz w:val="19"/>
               </w:rPr>
-              <w:t>한빛글로벌 기간계(ProductLab·MarketingHub·HB-SSO) 연계 어댑터 및 일배치 동기화 모듈 개발</w:t>
+              <w:t>한빛글로벌 기간계(PLM-Nexus·SRM-Portal·HB-SSO) 연계 어댑터 및 일배치 동기화 모듈 개발</w:t>
             </w:r>
           </w:p>
         </w:tc>
@@ -373,7 +373,7 @@
           <w:color w:val="1E293B"/>
           <w:sz w:val="20"/>
         </w:rPr>
-        <w:t>'갑'은 주식회사 한빛글로벌로부터 수주한 「SyncGuard AI 시스템 구축 사업」 중 기간계 데이터 연계 어댑터 및 일배치 동기화 모듈 개발 과업을 '을'에게 도급하며, '을'은 별첨 「외주 과업내용서(SOW)」에 명시된 규격과 일정에 따라 완수하여 납품한다.</w:t>
+        <w:t>'갑'은 주식회사 한빛글로벌로부터 수주한 「SyncFlow AI 시스템 구축 사업」 중 기간계 데이터 연계 어댑터 및 일배치 동기화 모듈 개발 과업을 '을'에게 도급하며, '을'은 별첨 「외주 과업내용서(SOW)」에 명시된 규격과 일정에 따라 완수하여 납품한다.</w:t>
       </w:r>
     </w:p>
     <w:p>
